--- a/laravel-app/database/data/internship/handbooks/lighting/Beyond_Lighting_Internship_Day_075_Student_Handbook.docx
+++ b/laravel-app/database/data/internship/handbooks/lighting/Beyond_Lighting_Internship_Day_075_Student_Handbook.docx
@@ -38,7 +38,7 @@
           <w:color w:val="1E293B"/>
           <w:sz w:val="28"/>
         </w:rPr>
-        <w:t>Movement And Pan-Tilt</w:t>
+        <w:t>Zones Specials And Shutter Cuts — Design and Technique</w:t>
       </w:r>
     </w:p>
     <w:p>
@@ -50,7 +50,7 @@
           <w:b w:val="0"/>
           <w:sz w:val="22"/>
         </w:rPr>
-        <w:t>Independent build. Full student study guide and practical laboratory manual for Beyond Enterprise interns.</w:t>
+        <w:t>Applied practice. Full student study guide and practical laboratory manual for Beyond Enterprise interns.</w:t>
       </w:r>
     </w:p>
     <w:tbl>
@@ -141,7 +141,7 @@
               <w:rPr>
                 <w:sz w:val="18"/>
               </w:rPr>
-              <w:t>Independent build</w:t>
+              <w:t>Applied practice</w:t>
             </w:r>
           </w:p>
         </w:tc>
@@ -154,7 +154,7 @@
               <w:rPr>
                 <w:sz w:val="18"/>
               </w:rPr>
-              <w:t>intermediate</w:t>
+              <w:t>foundation-to-intermediate</w:t>
             </w:r>
           </w:p>
         </w:tc>
@@ -167,7 +167,7 @@
               <w:rPr>
                 <w:sz w:val="18"/>
               </w:rPr>
-              <w:t>8 hours</w:t>
+              <w:t>8.0 hours</w:t>
             </w:r>
           </w:p>
         </w:tc>
@@ -180,7 +180,7 @@
               <w:rPr>
                 <w:sz w:val="18"/>
               </w:rPr>
-              <w:t>Beyond fixtures/controllers and free visualizer software where available</w:t>
+              <w:t xml:space="preserve">Beyond fixtures and controllers, free visualizer software, fixtures, console, stage plan, </w:t>
             </w:r>
           </w:p>
         </w:tc>
@@ -198,7 +198,7 @@
           <w:color w:val="0B3F90"/>
           <w:sz w:val="20"/>
         </w:rPr>
-        <w:t>Day 75 objective  Complete the independent build for Movement And Pan-Tilt: Apply movement and pan-tilt safely and explain the result in a professional technical report.</w:t>
+        <w:t>Day 75 objective  Complete the applied practice for Zones Specials And Shutter Cuts — Design and Technique: Explain and demonstrate zones specials and shutter cuts through an authorized baseline, measurable check, documented failure mode, and independent verification.</w:t>
       </w:r>
     </w:p>
     <w:p>
@@ -270,7 +270,7 @@
           <w:b w:val="0"/>
           <w:sz w:val="22"/>
         </w:rPr>
-        <w:t>Submit: Working result evidence, design/configuration files, and a list of assumptions..</w:t>
+        <w:t>Submit: Baseline evidence, completed practical artifact, independent verification, safety/restoration record, and short professional report..</w:t>
       </w:r>
     </w:p>
     <w:p>
@@ -377,7 +377,7 @@
               <w:rPr>
                 <w:sz w:val="18"/>
               </w:rPr>
-              <w:t>Rewrite objective in own words</w:t>
+              <w:t>Assessment brief + rubric review</w:t>
             </w:r>
           </w:p>
         </w:tc>
@@ -390,7 +390,7 @@
               <w:rPr>
                 <w:sz w:val="18"/>
               </w:rPr>
-              <w:t>Frame table</w:t>
+              <w:t>Plan</w:t>
             </w:r>
           </w:p>
         </w:tc>
@@ -418,7 +418,7 @@
               <w:rPr>
                 <w:sz w:val="18"/>
               </w:rPr>
-              <w:t>Independent build</w:t>
+              <w:t>End-to-end demonstration</w:t>
             </w:r>
           </w:p>
         </w:tc>
@@ -431,7 +431,7 @@
               <w:rPr>
                 <w:sz w:val="18"/>
               </w:rPr>
-              <w:t>Artifact</w:t>
+              <w:t>Demo evidence</w:t>
             </w:r>
           </w:p>
         </w:tc>
@@ -500,7 +500,7 @@
               <w:rPr>
                 <w:sz w:val="18"/>
               </w:rPr>
-              <w:t>Test / measure / review</w:t>
+              <w:t>Self-score against rubric</w:t>
             </w:r>
           </w:p>
         </w:tc>
@@ -513,7 +513,7 @@
               <w:rPr>
                 <w:sz w:val="18"/>
               </w:rPr>
-              <w:t>Results</w:t>
+              <w:t>Self-score sheet</w:t>
             </w:r>
           </w:p>
         </w:tc>
@@ -541,7 +541,7 @@
               <w:rPr>
                 <w:sz w:val="18"/>
               </w:rPr>
-              <w:t>Documentation while building</w:t>
+              <w:t>Reflection: wins, failures, next steps</w:t>
             </w:r>
           </w:p>
         </w:tc>
@@ -554,7 +554,7 @@
               <w:rPr>
                 <w:sz w:val="18"/>
               </w:rPr>
-              <w:t>README notes</w:t>
+              <w:t>Reflection</w:t>
             </w:r>
           </w:p>
         </w:tc>
@@ -569,7 +569,7 @@
               <w:rPr>
                 <w:sz w:val="18"/>
               </w:rPr>
-              <w:t>5:45–6:00</w:t>
+              <w:t>5:45–8:00</w:t>
             </w:r>
           </w:p>
         </w:tc>
@@ -582,7 +582,7 @@
               <w:rPr>
                 <w:sz w:val="18"/>
               </w:rPr>
-              <w:t>Break</w:t>
+              <w:t>Final evidence pack + report</w:t>
             </w:r>
           </w:p>
         </w:tc>
@@ -595,48 +595,7 @@
               <w:rPr>
                 <w:sz w:val="18"/>
               </w:rPr>
-              <w:t>—</w:t>
-            </w:r>
-          </w:p>
-        </w:tc>
-      </w:tr>
-      <w:tr>
-        <w:tc>
-          <w:tcPr>
-            <w:tcW w:type="dxa" w:w="3408"/>
-          </w:tcPr>
-          <w:p>
-            <w:r>
-              <w:rPr>
-                <w:sz w:val="18"/>
-              </w:rPr>
-              <w:t>6:00–8:00</w:t>
-            </w:r>
-          </w:p>
-        </w:tc>
-        <w:tc>
-          <w:tcPr>
-            <w:tcW w:type="dxa" w:w="3408"/>
-          </w:tcPr>
-          <w:p>
-            <w:r>
-              <w:rPr>
-                <w:sz w:val="18"/>
-              </w:rPr>
-              <w:t>Evidence + report + rehearsal</w:t>
-            </w:r>
-          </w:p>
-        </w:tc>
-        <w:tc>
-          <w:tcPr>
-            <w:tcW w:type="dxa" w:w="3408"/>
-          </w:tcPr>
-          <w:p>
-            <w:r>
-              <w:rPr>
-                <w:sz w:val="18"/>
-              </w:rPr>
-              <w:t>Ready pack</w:t>
+              <w:t>Submission</w:t>
             </w:r>
           </w:p>
         </w:tc>
@@ -660,7 +619,7 @@
           <w:b w:val="0"/>
           <w:sz w:val="20"/>
         </w:rPr>
-        <w:t>Curriculum objective (source of truth): Apply movement and pan-tilt safely and explain the result in a professional technical report.</w:t>
+        <w:t>Curriculum objective (source of truth): Explain and demonstrate zones specials and shutter cuts through an authorized baseline, measurable check, documented failure mode, and independent verification.</w:t>
       </w:r>
     </w:p>
     <w:p>
@@ -672,7 +631,7 @@
           <w:b w:val="0"/>
           <w:sz w:val="22"/>
         </w:rPr>
-        <w:t>Explain Movement And Pan-Tilt to a supervisor in under two minutes.</w:t>
+        <w:t>Explain Zones Specials And Shutter Cuts — Design and Technique to a supervisor in under two minutes.</w:t>
       </w:r>
     </w:p>
     <w:p>
@@ -684,7 +643,7 @@
           <w:b w:val="0"/>
           <w:sz w:val="22"/>
         </w:rPr>
-        <w:t>Configure or verify the approved tools required for Movement And Pan-Tilt.</w:t>
+        <w:t>Configure or verify the approved tools required for Zones Specials And Shutter Cuts — Design and Technique.</w:t>
       </w:r>
     </w:p>
     <w:p>
@@ -696,7 +655,7 @@
           <w:b w:val="0"/>
           <w:sz w:val="22"/>
         </w:rPr>
-        <w:t>Implement or perform the independent build practical for this topic.</w:t>
+        <w:t>Implement or perform the applied practice practical for this topic.</w:t>
       </w:r>
     </w:p>
     <w:p>
@@ -752,7 +711,7 @@
           <w:b w:val="0"/>
           <w:sz w:val="22"/>
         </w:rPr>
-        <w:t>Define the professional meaning of “Movement And Pan-Tilt” before you use tools. Do not split the title into meaningless words. Connect each concept to today's practical action.</w:t>
+        <w:t>Define the professional meaning of “Zones Specials And Shutter Cuts — Design and Technique” before you use tools. Do not split the title into meaningless words. Connect each concept to today's practical action.</w:t>
       </w:r>
     </w:p>
     <w:tbl>
@@ -860,7 +819,7 @@
               <w:rPr>
                 <w:sz w:val="18"/>
               </w:rPr>
-              <w:t>Core topic skill</w:t>
+              <w:t>Authorization</w:t>
             </w:r>
           </w:p>
         </w:tc>
@@ -873,7 +832,7 @@
               <w:rPr>
                 <w:sz w:val="18"/>
               </w:rPr>
-              <w:t>Professional practice for Movement And Pan-Tilt</w:t>
+              <w:t>Written permission for the exact scope</w:t>
             </w:r>
           </w:p>
         </w:tc>
@@ -886,7 +845,7 @@
               <w:rPr>
                 <w:sz w:val="18"/>
               </w:rPr>
-              <w:t>Complete today's practical objective</w:t>
+              <w:t>Confirm lab isolation</w:t>
             </w:r>
           </w:p>
         </w:tc>
@@ -899,7 +858,7 @@
               <w:rPr>
                 <w:sz w:val="18"/>
               </w:rPr>
-              <w:t>Shallow buzzword-only work</w:t>
+              <w:t>Offensive action outside sandbox</w:t>
             </w:r>
           </w:p>
         </w:tc>
@@ -912,7 +871,7 @@
               <w:rPr>
                 <w:sz w:val="18"/>
               </w:rPr>
-              <w:t>Demonstrate with evidence</w:t>
+              <w:t>Written supervisor approval</w:t>
             </w:r>
           </w:p>
         </w:tc>
@@ -927,7 +886,7 @@
               <w:rPr>
                 <w:sz w:val="18"/>
               </w:rPr>
-              <w:t>Tool discipline</w:t>
+              <w:t>CIA triad</w:t>
             </w:r>
           </w:p>
         </w:tc>
@@ -940,7 +899,7 @@
               <w:rPr>
                 <w:sz w:val="18"/>
               </w:rPr>
-              <w:t>Use only approved tools/versions</w:t>
+              <w:t>Confidentiality, integrity, availability</w:t>
             </w:r>
           </w:p>
         </w:tc>
@@ -953,7 +912,7 @@
               <w:rPr>
                 <w:sz w:val="18"/>
               </w:rPr>
-              <w:t>Verify tools before lab</w:t>
+              <w:t>Map controls to CIA</w:t>
             </w:r>
           </w:p>
         </w:tc>
@@ -966,7 +925,7 @@
               <w:rPr>
                 <w:sz w:val="18"/>
               </w:rPr>
-              <w:t>Unapproved downloads</w:t>
+              <w:t>Fixing one pillar while breaking another</w:t>
             </w:r>
           </w:p>
         </w:tc>
@@ -979,7 +938,7 @@
               <w:rPr>
                 <w:sz w:val="18"/>
               </w:rPr>
-              <w:t>Official sources only</w:t>
+              <w:t>Risk table in report</w:t>
             </w:r>
           </w:p>
         </w:tc>
@@ -994,7 +953,7 @@
               <w:rPr>
                 <w:sz w:val="18"/>
               </w:rPr>
-              <w:t>Professional documentation</w:t>
+              <w:t>Least privilege</w:t>
             </w:r>
           </w:p>
         </w:tc>
@@ -1007,7 +966,7 @@
               <w:rPr>
                 <w:sz w:val="18"/>
               </w:rPr>
-              <w:t>Clear enough for handover</w:t>
+              <w:t>Only the access needed</w:t>
             </w:r>
           </w:p>
         </w:tc>
@@ -1020,7 +979,7 @@
               <w:rPr>
                 <w:sz w:val="18"/>
               </w:rPr>
-              <w:t>Write procedure + results</w:t>
+              <w:t>Use lab accounts, not admin everywhere</w:t>
             </w:r>
           </w:p>
         </w:tc>
@@ -1033,7 +992,7 @@
               <w:rPr>
                 <w:sz w:val="18"/>
               </w:rPr>
-              <w:t>Undocumented changes</w:t>
+              <w:t>Standing admin rights</w:t>
             </w:r>
           </w:p>
         </w:tc>
@@ -1046,7 +1005,7 @@
               <w:rPr>
                 <w:sz w:val="18"/>
               </w:rPr>
-              <w:t>README + report template</w:t>
+              <w:t>Separate admin/user sessions</w:t>
             </w:r>
           </w:p>
         </w:tc>
@@ -1307,7 +1266,7 @@
           <w:b w:val="0"/>
           <w:sz w:val="22"/>
         </w:rPr>
-        <w:t>Tools available: Beyond fixtures/controllers and free visualizer software where available.</w:t>
+        <w:t>Tools available: Beyond fixtures and controllers, free visualizer software, fixtures, console, stage plan, PPE.</w:t>
       </w:r>
     </w:p>
     <w:p>
@@ -1422,7 +1381,7 @@
               <w:rPr>
                 <w:sz w:val="18"/>
               </w:rPr>
-              <w:t>Beyond fixtures/controllers and free visualizer software where available</w:t>
+              <w:t>Beyond fixtures and controllers, free visualizer software, fixtures, console, stage plan, PPE</w:t>
             </w:r>
           </w:p>
         </w:tc>
@@ -1475,7 +1434,7 @@
           <w:b w:val="0"/>
           <w:sz w:val="18"/>
         </w:rPr>
-        <w:t>└── Day_75_Movement_And_Pan_Tilt/</w:t>
+        <w:t>└── Day_75_Zones_Specials_And_Shutter_Cuts_Design_and_Techn/</w:t>
       </w:r>
     </w:p>
     <w:p>
@@ -1649,7 +1608,7 @@
           <w:color w:val="0B3F90"/>
           <w:sz w:val="24"/>
         </w:rPr>
-        <w:t>Independent build: Movement And Pan-Tilt</w:t>
+        <w:t>Applied practice: Zones Specials And Shutter Cuts — Design and Technique</w:t>
       </w:r>
     </w:p>
     <w:p>
@@ -1673,7 +1632,7 @@
           <w:b w:val="0"/>
           <w:sz w:val="20"/>
         </w:rPr>
-        <w:t>• Recreate the movement and pan-tilt solution from a stated scenario without copying the guided answer. Use only approved equipment or an isolated VM lab.</w:t>
+        <w:t>• Review the Day 75 scope, prerequisite from Day 74, and supervisor instructions before touching software, accounts, cables, power, rigging, networks, or equipment.</w:t>
       </w:r>
     </w:p>
     <w:p>
@@ -1685,7 +1644,7 @@
           <w:b w:val="0"/>
           <w:sz w:val="20"/>
         </w:rPr>
-        <w:t>• Work only in an authorized lab, VM or on equipment assigned by Beyond.</w:t>
+        <w:t>• Confirm the authorized lab/equipment boundary, owner, asset IDs, workspace condition, backup/rollback state, emergency procedure, and any PPE or spotter requirement.</w:t>
       </w:r>
     </w:p>
     <w:p>
@@ -1697,7 +1656,79 @@
           <w:b w:val="0"/>
           <w:sz w:val="20"/>
         </w:rPr>
-        <w:t>• Keep time entries truthful and ask the supervisor before changing production equipment.</w:t>
+        <w:t>• Verify only the approved tools for today: Beyond fixtures and controllers, free visualizer software, fixtures, console, stage plan, PPE. Record versions, firmware, serial/asset references, calibration status, or configuration as relevant. Avoid unnecessary installation or updates.</w:t>
+      </w:r>
+    </w:p>
+    <w:p>
+      <w:pPr>
+        <w:spacing w:after="120"/>
+      </w:pPr>
+      <w:r>
+        <w:rPr>
+          <w:b w:val="0"/>
+          <w:sz w:val="20"/>
+        </w:rPr>
+        <w:t>• Create Day_075_zones_specials_and_shutter_cuts__design_and_technique with evidence, diagrams or src, checklists or tests, output, and report folders.</w:t>
+      </w:r>
+    </w:p>
+    <w:p>
+      <w:pPr>
+        <w:spacing w:after="120"/>
+      </w:pPr>
+      <w:r>
+        <w:rPr>
+          <w:b w:val="0"/>
+          <w:sz w:val="20"/>
+        </w:rPr>
+        <w:t>• Capture a privacy-reviewed baseline photograph/screenshot and record expected result, measurement units, acceptance limit, and stop condition.</w:t>
+      </w:r>
+    </w:p>
+    <w:p>
+      <w:pPr>
+        <w:spacing w:after="120"/>
+      </w:pPr>
+      <w:r>
+        <w:rPr>
+          <w:b w:val="0"/>
+          <w:sz w:val="20"/>
+        </w:rPr>
+        <w:t>• Complete the practical objective: Explain and demonstrate zones specials and shutter cuts through an authorized baseline, measurable check, documented failure mode, and independent verification.</w:t>
+      </w:r>
+    </w:p>
+    <w:p>
+      <w:pPr>
+        <w:spacing w:after="120"/>
+      </w:pPr>
+      <w:r>
+        <w:rPr>
+          <w:b w:val="0"/>
+          <w:sz w:val="20"/>
+        </w:rPr>
+        <w:t>• Introduce or analyze only an approved controlled fault/edge case. Troubleshoot systematically, preserve evidence, and return the lab/equipment to its approved state.</w:t>
+      </w:r>
+    </w:p>
+    <w:p>
+      <w:pPr>
+        <w:spacing w:after="120"/>
+      </w:pPr>
+      <w:r>
+        <w:rPr>
+          <w:b w:val="0"/>
+          <w:sz w:val="20"/>
+        </w:rPr>
+        <w:t>• Verify independently through a second instrument/path/test, clean rerun, configuration comparison, peer check, or supervisor sign-off. Distinguish evidence from proof.</w:t>
+      </w:r>
+    </w:p>
+    <w:p>
+      <w:pPr>
+        <w:spacing w:after="120"/>
+      </w:pPr>
+      <w:r>
+        <w:rPr>
+          <w:b w:val="0"/>
+          <w:sz w:val="20"/>
+        </w:rPr>
+        <w:t>• Complete the discipline safety/ethics checklist, inventory/custody or cleanup check, and a professional report with honest limitations and assistance disclosure.</w:t>
       </w:r>
     </w:p>
     <w:p>
@@ -1737,7 +1768,7 @@
           <w:b w:val="0"/>
           <w:sz w:val="18"/>
         </w:rPr>
-        <w:t># Topic: Movement And Pan-Tilt</w:t>
+        <w:t># Topic: Zones Specials And Shutter Cuts — Design and Technique</w:t>
       </w:r>
     </w:p>
     <w:p>
@@ -1751,7 +1782,7 @@
           <w:b w:val="0"/>
           <w:sz w:val="18"/>
         </w:rPr>
-        <w:t># Mode: Independent build</w:t>
+        <w:t># Mode: Applied practice</w:t>
       </w:r>
     </w:p>
     <w:p>
@@ -1835,7 +1866,7 @@
           <w:b w:val="0"/>
           <w:sz w:val="18"/>
         </w:rPr>
-        <w:t>[ ] Practical procedure for "Movement And Pan-Tilt" completed</w:t>
+        <w:t>[ ] Practical procedure for "Zones Specials And Shutter Cuts — Design and Technique" completed</w:t>
       </w:r>
     </w:p>
     <w:p>
@@ -5272,7 +5303,7 @@
           <w:b w:val="0"/>
           <w:sz w:val="22"/>
         </w:rPr>
-        <w:t>Objective addressed for Movement And Pan-Tilt</w:t>
+        <w:t>Objective addressed for Zones Specials And Shutter Cuts — Design and Technique</w:t>
       </w:r>
     </w:p>
     <w:p>
@@ -5284,7 +5315,7 @@
           <w:b w:val="0"/>
           <w:sz w:val="22"/>
         </w:rPr>
-        <w:t>Independent build practical completed</w:t>
+        <w:t>Applied practice practical completed</w:t>
       </w:r>
     </w:p>
     <w:p>
@@ -5376,7 +5407,7 @@
           <w:b w:val="0"/>
           <w:sz w:val="22"/>
         </w:rPr>
-        <w:t>Matches: Working result evidence, design/configuration files, and a list of assumptions.</w:t>
+        <w:t>Matches: Baseline evidence, completed practical artifact, independent verification, safety/restoration record, and short professional report.</w:t>
       </w:r>
     </w:p>
     <w:p>
@@ -5408,7 +5439,7 @@
           <w:b w:val="0"/>
           <w:sz w:val="22"/>
         </w:rPr>
-        <w:t>Explain Movement And Pan-Tilt without reading.</w:t>
+        <w:t>Explain Zones Specials And Shutter Cuts — Design and Technique without reading.</w:t>
       </w:r>
     </w:p>
     <w:p>
@@ -5500,7 +5531,7 @@
           <w:b w:val="0"/>
           <w:sz w:val="22"/>
         </w:rPr>
-        <w:t>Today is Day 75 (Independent build) on Movement And Pan-Tilt. I worked only in the authorized Beyond lighting / stage lab. I completed the practical objective, verified with a second check, and packaged evidence. Main risk: unauthorized or unsafe action; control: checklist + supervisor escalation. Limitation: classroom/lab scope only. Next: continue the topic cycle and keep documentation reproducible.</w:t>
+        <w:t>Today is Day 75 (Applied practice) on Zones Specials And Shutter Cuts — Design and Technique. I worked only in the authorized Beyond lighting / stage lab. I completed the practical objective, verified with a second check, and packaged evidence. Main risk: unauthorized or unsafe action; control: checklist + supervisor escalation. Limitation: classroom/lab scope only. Next: continue the topic cycle and keep documentation reproducible.</w:t>
       </w:r>
     </w:p>
     <w:p>
